--- a/downloads/teacher/05 Materials/Unit 06/Slides/Slides 06.11 - Table Setting and Food Sharing Across Cultures and the Methods Check.docx
+++ b/downloads/teacher/05 Materials/Unit 06/Slides/Slides 06.11 - Table Setting and Food Sharing Across Cultures and the Methods Check.docx
@@ -18,15 +18,6 @@
       </w:pPr>
       <w:r>
         <w:t xml:space="preserve">Slide outline for Lesson 6.11. Thirteen slides, one day. Slides 4 and 5 are the review deck for item 11 on the Cooking Methods Check. Cover the wall paths before slide 13.</w:t>
-      </w:r>
-      <w:r>
-        <w:t xml:space="preserve"> </w:t>
-      </w:r>
-      <w:r>
-        <w:rPr>
-          <w:rStyle w:val="TeacherNote"/>
-        </w:rPr>
-        <w:t xml:space="preserve">[Sal: photograph a correctly set basic setting from your own room and use that instead of a clip-art diagram; students recognize their own plates.]</w:t>
       </w:r>
     </w:p>
     <w:p>
